--- a/src/David_Zaddach_CV_EN_2026.docx
+++ b/src/David_Zaddach_CV_EN_2026.docx
@@ -1311,6 +1311,33 @@
           <w:sz w:val="21"/>
         </w:rPr>
         <w:t>Further experience</w:t>
+      </w:r>
+    </w:p>
+    <w:p>
+      <w:pPr>
+        <w:pStyle w:val="ListBullet"/>
+      </w:pPr>
+      <w:r>
+        <w:t xml:space="preserve">Ongoing music production; selected artists and projects include </w:t>
+      </w:r>
+      <w:hyperlink r:id="rId8">
+        <w:r>
+          <w:rPr>
+            <w:color w:val="0563C1"/>
+            <w:u w:val="single"/>
+          </w:rPr>
+          <w:t>Knaller Soundsystem</w:t>
+        </w:r>
+      </w:hyperlink>
+      <w:r>
+        <w:t>, David Main, Mic Profz, Lucry, PA Sports, among others.</w:t>
+      </w:r>
+    </w:p>
+    <w:p>
+      <w:r>
+        <w:t>Music production, Berlin</w:t>
+        <w:tab/>
+        <w:t>2000 – present</w:t>
       </w:r>
     </w:p>
     <w:p>

--- a/src/David_Zaddach_CV_EN_2026.docx
+++ b/src/David_Zaddach_CV_EN_2026.docx
@@ -126,11 +126,7 @@
         <w:spacing w:after="120"/>
       </w:pPr>
       <w:r>
-        <w:t xml:space="preserve">Senior product and technology leader with deep expertise in digital music, licensing, content management, copyright and enterprise platforms. Drives multi-year portfolio and investment logic, P&amp;L-aligned governance and a scalable operating model in complex B2B environments—leading cross-functional teams, partner and vendor ecosystems, and disciplined delivery from executive narrative to measurable </w:t>
-      </w:r>
-      <w:proofErr w:type="spellStart"/>
-      <w:r>
-        <w:t>outcomes.</w:t>
+        <w:t>I work in enterprise technology and digital music. I started in hands-on content and technical operations and moved into senior product leadership. Today I lead technology products at BMG: shaping the portfolio, aligning business and engineering, working with partners and vendors, and keeping delivery focused on outcomes that matter.</w:t>
       </w:r>
     </w:p>
     <w:p>
@@ -168,15 +164,7 @@
         <w:pStyle w:val="ListBullet"/>
       </w:pPr>
       <w:r>
-        <w:t xml:space="preserve">Portfolio strategy, </w:t>
-      </w:r>
-      <w:proofErr w:type="spellStart"/>
-      <w:r>
-        <w:t>prioritisation</w:t>
-      </w:r>
-      <w:proofErr w:type="spellEnd"/>
-      <w:r>
-        <w:t xml:space="preserve"> &amp; multi-year roadmaps</w:t>
+        <w:t>AI strategy and applied expertise (LLMs, agentic systems, human-in-the-loop)</w:t>
       </w:r>
     </w:p>
     <w:p>
@@ -184,7 +172,7 @@
         <w:pStyle w:val="ListBullet"/>
       </w:pPr>
       <w:r>
-        <w:t>P&amp;L ownership, budgeting &amp; vendor / partner governance</w:t>
+        <w:t>Agentic coding and AI-assisted software delivery</w:t>
       </w:r>
     </w:p>
     <w:p>
@@ -192,7 +180,7 @@
         <w:pStyle w:val="ListBullet"/>
       </w:pPr>
       <w:r>
-        <w:t>B2B platform &amp; services scaling (music / copyright / data)</w:t>
+        <w:t>UI/UX design and product experience</w:t>
       </w:r>
     </w:p>
     <w:p>
@@ -200,7 +188,7 @@
         <w:pStyle w:val="ListBullet"/>
       </w:pPr>
       <w:r>
-        <w:t>Operating model design (cross-functional alignment, agile at scale)</w:t>
+        <w:t>Portfolio strategy, prioritisation &amp; multi-year roadmaps</w:t>
       </w:r>
     </w:p>
     <w:p>
@@ -208,7 +196,7 @@
         <w:pStyle w:val="ListBullet"/>
       </w:pPr>
       <w:r>
-        <w:t>Stakeholder &amp; board-level communication</w:t>
+        <w:t>P&amp;L ownership, budgeting &amp; vendor / partner governance</w:t>
       </w:r>
     </w:p>
     <w:p>
@@ -216,7 +204,7 @@
         <w:pStyle w:val="ListBullet"/>
       </w:pPr>
       <w:r>
-        <w:t>Domain depth: music publishing, licensing &amp; copyright operations</w:t>
+        <w:t>B2B platform &amp; services scaling (music / copyright / data)</w:t>
       </w:r>
     </w:p>
     <w:p>
@@ -224,37 +212,48 @@
         <w:pStyle w:val="ListBullet"/>
       </w:pPr>
       <w:r>
-        <w:t>Data-driven performance management &amp; KPI systems</w:t>
+        <w:t>Operating model design (cross-functional alignment, agile at scale)</w:t>
       </w:r>
     </w:p>
     <w:p>
       <w:pPr>
         <w:pStyle w:val="ListBullet"/>
-        <w:rPr>
-          <w:rStyle w:val="Emphasis"/>
-          <w:i w:val="0"/>
-          <w:iCs w:val="0"/>
-        </w:rPr>
-      </w:pPr>
-      <w:r>
-        <w:rPr>
-          <w:rStyle w:val="Emphasis"/>
-          <w:rFonts w:cs="Arial"/>
-          <w:color w:val="222222"/>
-          <w:szCs w:val="20"/>
-        </w:rPr>
-        <w:t>Hands-on product depth where needed (content, digital delivery, technical operations)</w:t>
+      </w:pPr>
+      <w:r>
+        <w:t>Stakeholder &amp; board-level communication</w:t>
       </w:r>
     </w:p>
     <w:p>
       <w:pPr>
         <w:pStyle w:val="ListBullet"/>
-        <w:numPr>
-          <w:ilvl w:val="0"/>
-          <w:numId w:val="0"/>
-        </w:numPr>
-        <w:ind w:left="360"/>
-      </w:pPr>
+      </w:pPr>
+      <w:r>
+        <w:t>Domain depth: music publishing, licensing &amp; copyright operations</w:t>
+      </w:r>
+    </w:p>
+    <w:p>
+      <w:pPr>
+        <w:pStyle w:val="ListBullet"/>
+      </w:pPr>
+      <w:r>
+        <w:t>Data-driven performance management &amp; KPI systems</w:t>
+      </w:r>
+    </w:p>
+    <w:p>
+      <w:pPr>
+        <w:pStyle w:val="ListBullet"/>
+      </w:pPr>
+      <w:r>
+        <w:t>Digital transformation, platform thinking &amp; innovation</w:t>
+      </w:r>
+    </w:p>
+    <w:p>
+      <w:pPr>
+        <w:pStyle w:val="ListBullet"/>
+      </w:pPr>
+      <w:r>
+        <w:t>Hands-on product depth where needed (content, digital delivery, technical operations)</w:t>
+      </w:r>
     </w:p>
     <w:p>
       <w:pPr>
@@ -278,14 +277,7 @@
         </w:rPr>
       </w:pPr>
       <w:r>
-        <w:rPr>
-          <w:b/>
-          <w:i/>
-          <w:iCs/>
-          <w:color w:val="303030"/>
-          <w:sz w:val="21"/>
-        </w:rPr>
-        <w:t>BMG – The New Music Company, Berlin</w:t>
+        <w:t>BMG, The New Music Company, Berlin</w:t>
       </w:r>
     </w:p>
     <w:p>
@@ -296,21 +288,9 @@
         <w:spacing w:before="40" w:after="0"/>
       </w:pPr>
       <w:r>
-        <w:rPr>
-          <w:b/>
-        </w:rPr>
         <w:t>Senior Director Technology Products, Head of Product</w:t>
-      </w:r>
-      <w:r>
         <w:tab/>
-      </w:r>
-      <w:r>
-        <w:rPr>
-          <w:i/>
-          <w:color w:val="5F5A52"/>
-          <w:sz w:val="18"/>
-        </w:rPr>
-        <w:t>July 2023 – present</w:t>
+        <w:t>July 2023 to present</w:t>
       </w:r>
     </w:p>
     <w:p>
@@ -351,29 +331,7 @@
         <w:pStyle w:val="ListBullet"/>
       </w:pPr>
       <w:r>
-        <w:rPr>
-          <w:rStyle w:val="font-semibold"/>
-          <w:rFonts w:cs="Arial"/>
-          <w:b/>
-          <w:bCs/>
-          <w:color w:val="222222"/>
-          <w:szCs w:val="20"/>
-        </w:rPr>
-        <w:t>Orchestrates</w:t>
-      </w:r>
-      <w:r>
-        <w:t> collaboration across business units, engineering, partners → </w:t>
-      </w:r>
-      <w:r>
-        <w:rPr>
-          <w:rStyle w:val="font-semibold"/>
-          <w:rFonts w:cs="Arial"/>
-          <w:b/>
-          <w:bCs/>
-          <w:color w:val="222222"/>
-          <w:szCs w:val="20"/>
-        </w:rPr>
-        <w:t>scaled delivery</w:t>
+        <w:t>Brings business units, engineering and partners together to deliver at scale</w:t>
       </w:r>
     </w:p>
     <w:p>
@@ -467,22 +425,9 @@
         <w:spacing w:before="40" w:after="0"/>
       </w:pPr>
       <w:r>
-        <w:rPr>
-          <w:b/>
-        </w:rPr>
-        <w:lastRenderedPageBreak/>
         <w:t>Director Business Services</w:t>
-      </w:r>
-      <w:r>
         <w:tab/>
-      </w:r>
-      <w:r>
-        <w:rPr>
-          <w:i/>
-          <w:color w:val="5F5A52"/>
-          <w:sz w:val="18"/>
-        </w:rPr>
-        <w:t>Jan. 2023 – July 2023</w:t>
+        <w:t>Jan. 2023 to July 2023</w:t>
       </w:r>
     </w:p>
     <w:p>
@@ -518,21 +463,9 @@
         <w:spacing w:before="40" w:after="0"/>
       </w:pPr>
       <w:r>
-        <w:rPr>
-          <w:b/>
-        </w:rPr>
         <w:t>Senior Product Owner Business Services</w:t>
-      </w:r>
-      <w:r>
         <w:tab/>
-      </w:r>
-      <w:r>
-        <w:rPr>
-          <w:i/>
-          <w:color w:val="5F5A52"/>
-          <w:sz w:val="18"/>
-        </w:rPr>
-        <w:t>May 2022 – Dec. 2022</w:t>
+        <w:t>May 2022 to Dec. 2022</w:t>
       </w:r>
     </w:p>
     <w:p>
@@ -587,21 +520,9 @@
         <w:spacing w:before="40" w:after="0"/>
       </w:pPr>
       <w:r>
-        <w:rPr>
-          <w:b/>
-        </w:rPr>
         <w:t>Senior Product Owner</w:t>
-      </w:r>
-      <w:r>
         <w:tab/>
-      </w:r>
-      <w:r>
-        <w:rPr>
-          <w:i/>
-          <w:color w:val="5F5A52"/>
-          <w:sz w:val="18"/>
-        </w:rPr>
-        <w:t>May 2020 – April 2022</w:t>
+        <w:t>May 2020 to April 2022</w:t>
       </w:r>
     </w:p>
     <w:p>
@@ -667,21 +588,9 @@
         <w:spacing w:before="40" w:after="0"/>
       </w:pPr>
       <w:r>
-        <w:rPr>
-          <w:b/>
-        </w:rPr>
         <w:t>Product Owner</w:t>
-      </w:r>
-      <w:r>
         <w:tab/>
-      </w:r>
-      <w:r>
-        <w:rPr>
-          <w:i/>
-          <w:color w:val="5F5A52"/>
-          <w:sz w:val="18"/>
-        </w:rPr>
-        <w:t>Jan. 2018 – May 2020</w:t>
+        <w:t>Jan. 2018 to May 2020</w:t>
       </w:r>
     </w:p>
     <w:p>
@@ -717,21 +626,9 @@
         <w:spacing w:before="40" w:after="0"/>
       </w:pPr>
       <w:r>
-        <w:rPr>
-          <w:b/>
-        </w:rPr>
         <w:t>Business Analyst</w:t>
-      </w:r>
-      <w:r>
         <w:tab/>
-      </w:r>
-      <w:r>
-        <w:rPr>
-          <w:i/>
-          <w:color w:val="5F5A52"/>
-          <w:sz w:val="18"/>
-        </w:rPr>
-        <w:t>Oct. 2016 – Dec. 2017</w:t>
+        <w:t>Oct. 2016 to Dec. 2017</w:t>
       </w:r>
     </w:p>
     <w:p>
@@ -767,21 +664,9 @@
         <w:spacing w:before="40" w:after="0"/>
       </w:pPr>
       <w:r>
-        <w:rPr>
-          <w:b/>
-        </w:rPr>
         <w:t>Senior Product Manager (Online Operations)</w:t>
-      </w:r>
-      <w:r>
         <w:tab/>
-      </w:r>
-      <w:r>
-        <w:rPr>
-          <w:i/>
-          <w:color w:val="5F5A52"/>
-          <w:sz w:val="18"/>
-        </w:rPr>
-        <w:t>Oct. 2015 – Sept. 2016</w:t>
+        <w:t>Oct. 2015 to Sept. 2016</w:t>
       </w:r>
     </w:p>
     <w:p>
@@ -858,21 +743,9 @@
         <w:spacing w:before="40" w:after="0"/>
       </w:pPr>
       <w:r>
-        <w:rPr>
-          <w:b/>
-        </w:rPr>
         <w:t>Product Manager Mobile Products</w:t>
-      </w:r>
-      <w:r>
         <w:tab/>
-      </w:r>
-      <w:r>
-        <w:rPr>
-          <w:i/>
-          <w:color w:val="5F5A52"/>
-          <w:sz w:val="18"/>
-        </w:rPr>
-        <w:t>2014 – 2015</w:t>
+        <w:t>2014 to 2015</w:t>
       </w:r>
     </w:p>
     <w:p>
@@ -938,21 +811,9 @@
         <w:spacing w:before="40" w:after="0"/>
       </w:pPr>
       <w:r>
-        <w:rPr>
-          <w:b/>
-        </w:rPr>
         <w:t>Product Manager Content Services</w:t>
-      </w:r>
-      <w:r>
         <w:tab/>
-      </w:r>
-      <w:r>
-        <w:rPr>
-          <w:i/>
-          <w:color w:val="5F5A52"/>
-          <w:sz w:val="18"/>
-        </w:rPr>
-        <w:t>2013 – 2014</w:t>
+        <w:t>2013 to 2014</w:t>
       </w:r>
     </w:p>
     <w:p>
@@ -1018,21 +879,9 @@
         <w:spacing w:before="40" w:after="0"/>
       </w:pPr>
       <w:r>
-        <w:rPr>
-          <w:b/>
-        </w:rPr>
         <w:t>Technical Operations Manager &amp; Product Manager Music</w:t>
-      </w:r>
-      <w:r>
         <w:tab/>
-      </w:r>
-      <w:r>
-        <w:rPr>
-          <w:i/>
-          <w:color w:val="5F5A52"/>
-          <w:sz w:val="18"/>
-        </w:rPr>
-        <w:t>2012 – 2013</w:t>
+        <w:t>2012 to 2013</w:t>
       </w:r>
     </w:p>
     <w:p>
@@ -1098,21 +947,9 @@
         <w:spacing w:before="40" w:after="0"/>
       </w:pPr>
       <w:r>
-        <w:rPr>
-          <w:b/>
-        </w:rPr>
-        <w:t>Technical Operations Manager &amp; Team Lead – Content Ingestion</w:t>
-      </w:r>
-      <w:r>
+        <w:t>Technical Operations Manager &amp; Team Lead ,  Content Ingestion</w:t>
         <w:tab/>
-      </w:r>
-      <w:r>
-        <w:rPr>
-          <w:i/>
-          <w:color w:val="5F5A52"/>
-          <w:sz w:val="18"/>
-        </w:rPr>
-        <w:t>2011 – 2012</w:t>
+        <w:t>2011 to 2012</w:t>
       </w:r>
     </w:p>
     <w:p>
@@ -1168,21 +1005,9 @@
         <w:spacing w:before="40" w:after="0"/>
       </w:pPr>
       <w:r>
-        <w:rPr>
-          <w:b/>
-        </w:rPr>
         <w:t>Manager / Team Lead Audio Production &amp; Content Ingestion</w:t>
-      </w:r>
-      <w:r>
         <w:tab/>
-      </w:r>
-      <w:r>
-        <w:rPr>
-          <w:i/>
-          <w:color w:val="5F5A52"/>
-          <w:sz w:val="18"/>
-        </w:rPr>
-        <w:t>2010 – 2011</w:t>
+        <w:t>2010 to 2011</w:t>
       </w:r>
     </w:p>
     <w:p>
@@ -1238,21 +1063,9 @@
         <w:spacing w:before="40" w:after="0"/>
       </w:pPr>
       <w:r>
-        <w:rPr>
-          <w:b/>
-        </w:rPr>
         <w:t>Team Lead Audio Production &amp; Content Upload</w:t>
-      </w:r>
-      <w:r>
         <w:tab/>
-      </w:r>
-      <w:r>
-        <w:rPr>
-          <w:i/>
-          <w:color w:val="5F5A52"/>
-          <w:sz w:val="18"/>
-        </w:rPr>
-        <w:t>2008 – 2010</w:t>
+        <w:t>2008 to 2010</w:t>
       </w:r>
     </w:p>
     <w:p>
@@ -1330,14 +1143,26 @@
         </w:r>
       </w:hyperlink>
       <w:r>
-        <w:t>, David Main, Mic Profz, Lucry, PA Sports, among others.</w:t>
+        <w:t xml:space="preserve">, </w:t>
+      </w:r>
+      <w:hyperlink r:id="rId9">
+        <w:r>
+          <w:rPr>
+            <w:color w:val="0563C1"/>
+            <w:u w:val="single"/>
+          </w:rPr>
+          <w:t>David Main</w:t>
+        </w:r>
+      </w:hyperlink>
+      <w:r>
+        <w:t>, Mic Profz, Lucry, PA Sports, among others.</w:t>
       </w:r>
     </w:p>
     <w:p>
       <w:r>
         <w:t>Music production, Berlin</w:t>
         <w:tab/>
-        <w:t>2000 – present</w:t>
+        <w:t>2000 to present</w:t>
       </w:r>
     </w:p>
     <w:p>
@@ -1350,7 +1175,7 @@
       <w:r>
         <w:t>Universal Music, Berlin</w:t>
         <w:tab/>
-        <w:t>2007 – 2008</w:t>
+        <w:t>2007 to 2008</w:t>
       </w:r>
     </w:p>
     <w:p>
@@ -1369,20 +1194,8 @@
         <w:spacing w:before="40" w:after="0"/>
       </w:pPr>
       <w:r>
-        <w:rPr>
-          <w:b/>
-        </w:rPr>
-        <w:t>Studio for Electroacoustic Music – Academy of Arts, Berlin</w:t>
-      </w:r>
-      <w:r>
+        <w:t>Studio for Electroacoustic Music ,  Academy of Arts, Berlin</w:t>
         <w:tab/>
-      </w:r>
-      <w:r>
-        <w:rPr>
-          <w:i/>
-          <w:color w:val="5F5A52"/>
-          <w:sz w:val="18"/>
-        </w:rPr>
         <w:t>2006</w:t>
       </w:r>
     </w:p>
@@ -1402,38 +1215,8 @@
         <w:spacing w:before="40" w:after="0"/>
       </w:pPr>
       <w:r>
-        <w:rPr>
-          <w:b/>
-        </w:rPr>
-        <w:t xml:space="preserve">Short film "Wasser &amp; Papayas" – </w:t>
-      </w:r>
-      <w:r>
-        <w:rPr>
-          <w:bCs/>
-        </w:rPr>
-        <w:t>s</w:t>
-      </w:r>
-      <w:r>
-        <w:rPr>
-          <w:bCs/>
-        </w:rPr>
-        <w:t>ound</w:t>
-      </w:r>
-      <w:r>
-        <w:rPr>
-          <w:bCs/>
-        </w:rPr>
-        <w:t xml:space="preserve"> engineer</w:t>
-      </w:r>
-      <w:r>
+        <w:t>Short film "Wasser &amp; Papayas" ,  sound engineer</w:t>
         <w:tab/>
-      </w:r>
-      <w:r>
-        <w:rPr>
-          <w:i/>
-          <w:color w:val="5F5A52"/>
-          <w:sz w:val="18"/>
-        </w:rPr>
         <w:t>2006</w:t>
       </w:r>
     </w:p>
@@ -1453,33 +1236,9 @@
         <w:spacing w:before="40" w:after="0"/>
       </w:pPr>
       <w:r>
-        <w:rPr>
-          <w:b/>
-        </w:rPr>
-        <w:t xml:space="preserve">24-7 Records Germany – </w:t>
-      </w:r>
-      <w:r>
-        <w:rPr>
-          <w:bCs/>
-        </w:rPr>
-        <w:t>C</w:t>
-      </w:r>
-      <w:r>
-        <w:rPr>
-          <w:bCs/>
-        </w:rPr>
-        <w:t>o-founder</w:t>
-      </w:r>
-      <w:r>
+        <w:t>24-7 Records Germany ,  Co-founder</w:t>
         <w:tab/>
-      </w:r>
-      <w:r>
-        <w:rPr>
-          <w:i/>
-          <w:color w:val="5F5A52"/>
-          <w:sz w:val="18"/>
-        </w:rPr>
-        <w:t>2003 – 2005</w:t>
+        <w:t>2003 to 2005</w:t>
       </w:r>
     </w:p>
     <w:p>
@@ -1545,27 +1304,9 @@
         <w:spacing w:before="40" w:after="0"/>
       </w:pPr>
       <w:r>
-        <w:rPr>
-          <w:b/>
-        </w:rPr>
-        <w:t>DResearch Digital Media Systems GmbH –</w:t>
-      </w:r>
-      <w:r>
-        <w:rPr>
-          <w:bCs/>
-        </w:rPr>
-        <w:t xml:space="preserve"> assistant</w:t>
-      </w:r>
-      <w:r>
+        <w:t>DResearch Digital Media Systems GmbH ,  assistant</w:t>
         <w:tab/>
-      </w:r>
-      <w:r>
-        <w:rPr>
-          <w:i/>
-          <w:color w:val="5F5A52"/>
-          <w:sz w:val="18"/>
-        </w:rPr>
-        <w:t>1999 – 2001</w:t>
+        <w:t>1999 to 2001</w:t>
       </w:r>
     </w:p>
     <w:p>
@@ -1602,20 +1343,8 @@
         <w:spacing w:before="40" w:after="0"/>
       </w:pPr>
       <w:r>
-        <w:rPr>
-          <w:b/>
-        </w:rPr>
-        <w:t>Magister Artium – Technische Universität Berlin</w:t>
-      </w:r>
-      <w:r>
+        <w:t>Magister Artium ,  Technische Universität Berlin</w:t>
         <w:tab/>
-      </w:r>
-      <w:r>
-        <w:rPr>
-          <w:i/>
-          <w:color w:val="5F5A52"/>
-          <w:sz w:val="18"/>
-        </w:rPr>
         <w:t>Graduated 2007</w:t>
       </w:r>
     </w:p>
@@ -1696,7 +1425,7 @@
         <w:ind w:left="216"/>
       </w:pPr>
       <w:r>
-        <w:t>Major: musicology (2002 – 2007).</w:t>
+        <w:t>Major: musicology (2002 to 2007).</w:t>
       </w:r>
     </w:p>
     <w:p>
@@ -1722,21 +1451,9 @@
         <w:spacing w:before="40" w:after="0"/>
       </w:pPr>
       <w:r>
-        <w:rPr>
-          <w:b/>
-        </w:rPr>
-        <w:t>Abitur (university entrance diploma) – 4. Gymnasium Descartes, Berlin</w:t>
-      </w:r>
-      <w:r>
+        <w:t>Abitur (university entrance diploma) ,  4. Gymnasium Descartes, Berlin</w:t>
         <w:tab/>
-      </w:r>
-      <w:r>
-        <w:rPr>
-          <w:i/>
-          <w:color w:val="5F5A52"/>
-          <w:sz w:val="18"/>
-        </w:rPr>
-        <w:t>1994 – 2001</w:t>
+        <w:t>1994 to 2001</w:t>
       </w:r>
     </w:p>
     <w:p>

--- a/src/David_Zaddach_CV_EN_2026.docx
+++ b/src/David_Zaddach_CV_EN_2026.docx
@@ -126,7 +126,7 @@
         <w:spacing w:after="120"/>
       </w:pPr>
       <w:r>
-        <w:t>I work in enterprise technology and digital music. I started in hands-on content and technical operations and moved into senior product leadership. Today I lead technology products at BMG: shaping the portfolio, aligning business and engineering, working with partners and vendors, and keeping delivery focused on outcomes that matter.</w:t>
+        <w:t>Senior product and technology leader in enterprise technology and digital music. Background in hands-on content and technical operations, with progression into senior product leadership. Leads technology products at BMG today: shaping the portfolio, aligning business and engineering, working with partners and vendors, and keeping delivery focused on outcomes that matter.</w:t>
       </w:r>
     </w:p>
     <w:p>
@@ -664,7 +664,7 @@
         <w:spacing w:before="40" w:after="0"/>
       </w:pPr>
       <w:r>
-        <w:t>Senior Product Manager (Online Operations)</w:t>
+        <w:t>Senior Product Manager</w:t>
         <w:tab/>
         <w:t>Oct. 2015 to Sept. 2016</w:t>
       </w:r>
@@ -1005,7 +1005,7 @@
         <w:spacing w:before="40" w:after="0"/>
       </w:pPr>
       <w:r>
-        <w:t>Manager / Team Lead Audio Production &amp; Content Ingestion</w:t>
+        <w:t>Team Lead Audio Production &amp; Content Ingestion</w:t>
         <w:tab/>
         <w:t>2010 to 2011</w:t>
       </w:r>

--- a/src/David_Zaddach_CV_EN_2026.docx
+++ b/src/David_Zaddach_CV_EN_2026.docx
@@ -89,35 +89,6 @@
           <w:color w:val="5F5226"/>
           <w:sz w:val="24"/>
         </w:rPr>
-        <w:t>Personal details</w:t>
-      </w:r>
-    </w:p>
-    <w:p>
-      <w:pPr>
-        <w:spacing w:after="120"/>
-      </w:pPr>
-      <w:r>
-        <w:t>Date of birth: 26 July 1981</w:t>
-      </w:r>
-      <w:r>
-        <w:br/>
-        <w:t>Nationality: German</w:t>
-      </w:r>
-      <w:r>
-        <w:br/>
-        <w:t>Marital status: married, two children</w:t>
-      </w:r>
-    </w:p>
-    <w:p>
-      <w:pPr>
-        <w:spacing w:before="280" w:after="120"/>
-      </w:pPr>
-      <w:r>
-        <w:rPr>
-          <w:b/>
-          <w:color w:val="5F5226"/>
-          <w:sz w:val="24"/>
-        </w:rPr>
         <w:t>Profile</w:t>
       </w:r>
     </w:p>
@@ -126,7 +97,12 @@
         <w:spacing w:after="120"/>
       </w:pPr>
       <w:r>
-        <w:t>Senior product and technology leader in enterprise technology and digital music. Background in hands-on content and technical operations, with progression into senior product leadership. Leads technology products at BMG today: shaping the portfolio, aligning business and engineering, working with partners and vendors, and keeping delivery focused on outcomes that matter.</w:t>
+        <w:t>Senior Director / Head of Product (Technology) | Enterprise platforms in music, copyright &amp; data</w:t>
+      </w:r>
+    </w:p>
+    <w:p>
+      <w:r>
+        <w:t>Target role: Chief Product Officer, VP Product or Head of Technology Products in music, media &amp; enterprise platforms</w:t>
       </w:r>
     </w:p>
     <w:p>
@@ -164,6 +140,46 @@
         <w:pStyle w:val="ListBullet"/>
       </w:pPr>
       <w:r>
+        <w:t>Portfolio strategy, prioritisation &amp; multi-year roadmaps</w:t>
+      </w:r>
+    </w:p>
+    <w:p>
+      <w:pPr>
+        <w:pStyle w:val="ListBullet"/>
+      </w:pPr>
+      <w:r>
+        <w:t>P&amp;L ownership, budgeting &amp; vendor governance</w:t>
+      </w:r>
+    </w:p>
+    <w:p>
+      <w:pPr>
+        <w:pStyle w:val="ListBullet"/>
+      </w:pPr>
+      <w:r>
+        <w:t>B2B platform scaling (music / copyright / data)</w:t>
+      </w:r>
+    </w:p>
+    <w:p>
+      <w:pPr>
+        <w:pStyle w:val="ListBullet"/>
+      </w:pPr>
+      <w:r>
+        <w:t>Stakeholder &amp; board-level communication</w:t>
+      </w:r>
+    </w:p>
+    <w:p>
+      <w:pPr>
+        <w:pStyle w:val="ListBullet"/>
+      </w:pPr>
+      <w:r>
+        <w:t>Music publishing, licensing &amp; copyright operations</w:t>
+      </w:r>
+    </w:p>
+    <w:p>
+      <w:pPr>
+        <w:pStyle w:val="ListBullet"/>
+      </w:pPr>
+      <w:r>
         <w:t>AI strategy and applied expertise (LLMs, agentic systems, human-in-the-loop)</w:t>
       </w:r>
     </w:p>
@@ -180,54 +196,6 @@
         <w:pStyle w:val="ListBullet"/>
       </w:pPr>
       <w:r>
-        <w:t>UI/UX design and product experience</w:t>
-      </w:r>
-    </w:p>
-    <w:p>
-      <w:pPr>
-        <w:pStyle w:val="ListBullet"/>
-      </w:pPr>
-      <w:r>
-        <w:t>Portfolio strategy, prioritisation &amp; multi-year roadmaps</w:t>
-      </w:r>
-    </w:p>
-    <w:p>
-      <w:pPr>
-        <w:pStyle w:val="ListBullet"/>
-      </w:pPr>
-      <w:r>
-        <w:t>P&amp;L ownership, budgeting &amp; vendor / partner governance</w:t>
-      </w:r>
-    </w:p>
-    <w:p>
-      <w:pPr>
-        <w:pStyle w:val="ListBullet"/>
-      </w:pPr>
-      <w:r>
-        <w:t>B2B platform &amp; services scaling (music / copyright / data)</w:t>
-      </w:r>
-    </w:p>
-    <w:p>
-      <w:pPr>
-        <w:pStyle w:val="ListBullet"/>
-      </w:pPr>
-      <w:r>
-        <w:t>Operating model design (cross-functional alignment, agile at scale)</w:t>
-      </w:r>
-    </w:p>
-    <w:p>
-      <w:pPr>
-        <w:pStyle w:val="ListBullet"/>
-      </w:pPr>
-      <w:r>
-        <w:t>Stakeholder &amp; board-level communication</w:t>
-      </w:r>
-    </w:p>
-    <w:p>
-      <w:pPr>
-        <w:pStyle w:val="ListBullet"/>
-      </w:pPr>
-      <w:r>
         <w:t>Domain depth: music publishing, licensing &amp; copyright operations</w:t>
       </w:r>
     </w:p>
@@ -236,23 +204,7 @@
         <w:pStyle w:val="ListBullet"/>
       </w:pPr>
       <w:r>
-        <w:t>Data-driven performance management &amp; KPI systems</w:t>
-      </w:r>
-    </w:p>
-    <w:p>
-      <w:pPr>
-        <w:pStyle w:val="ListBullet"/>
-      </w:pPr>
-      <w:r>
         <w:t>Digital transformation, platform thinking &amp; innovation</w:t>
-      </w:r>
-    </w:p>
-    <w:p>
-      <w:pPr>
-        <w:pStyle w:val="ListBullet"/>
-      </w:pPr>
-      <w:r>
-        <w:t>Hands-on product depth where needed (content, digital delivery, technical operations)</w:t>
       </w:r>
     </w:p>
     <w:p>
@@ -270,18 +222,6 @@
     </w:p>
     <w:p>
       <w:pPr>
-        <w:spacing w:before="160" w:after="40"/>
-        <w:rPr>
-          <w:i/>
-          <w:iCs/>
-        </w:rPr>
-      </w:pPr>
-      <w:r>
-        <w:t>BMG, The New Music Company, Berlin</w:t>
-      </w:r>
-    </w:p>
-    <w:p>
-      <w:pPr>
         <w:tabs>
           <w:tab w:val="right" w:pos="9000"/>
         </w:tabs>
@@ -298,32 +238,7 @@
         <w:pStyle w:val="ListBullet"/>
       </w:pPr>
       <w:r>
-        <w:t>End-to-end ownership of the </w:t>
-      </w:r>
-      <w:r>
-        <w:rPr>
-          <w:rStyle w:val="font-semibold"/>
-          <w:rFonts w:cs="Arial"/>
-          <w:b/>
-          <w:bCs/>
-          <w:color w:val="222222"/>
-          <w:szCs w:val="20"/>
-        </w:rPr>
-        <w:t>technology product portfolio</w:t>
-      </w:r>
-      <w:r>
-        <w:t> + investment/roadmap + measurable value vs </w:t>
-      </w:r>
-      <w:r>
-        <w:rPr>
-          <w:rStyle w:val="font-semibold"/>
-          <w:rFonts w:cs="Arial"/>
-          <w:b/>
-          <w:bCs/>
-          <w:color w:val="222222"/>
-          <w:szCs w:val="20"/>
-        </w:rPr>
-        <w:t>enterprise priorities</w:t>
+        <w:t>Lead 15 product owners (internal and external), 10 vendor partners and 150+ developers; align business units and engineering to deliver at scale</w:t>
       </w:r>
     </w:p>
     <w:p>
@@ -331,7 +246,7 @@
         <w:pStyle w:val="ListBullet"/>
       </w:pPr>
       <w:r>
-        <w:t>Brings business units, engineering and partners together to deliver at scale</w:t>
+        <w:t>Led decommissioning of legacy monolithic copyright and royalties platform (iMaestro); delivered sync pitching tool, microservices, headless architecture and APIs for AI transformation</w:t>
       </w:r>
     </w:p>
     <w:p>
@@ -339,82 +254,7 @@
         <w:pStyle w:val="ListBullet"/>
       </w:pPr>
       <w:r>
-        <w:rPr>
-          <w:rStyle w:val="font-semibold"/>
-          <w:rFonts w:cs="Arial"/>
-          <w:b/>
-          <w:bCs/>
-          <w:color w:val="222222"/>
-          <w:szCs w:val="20"/>
-        </w:rPr>
-        <w:t>Shapes and governs</w:t>
-      </w:r>
-      <w:r>
-        <w:t> partner/vendor ecosystem: selection, governance, </w:t>
-      </w:r>
-      <w:r>
-        <w:rPr>
-          <w:rStyle w:val="font-semibold"/>
-          <w:rFonts w:cs="Arial"/>
-          <w:b/>
-          <w:bCs/>
-          <w:color w:val="222222"/>
-          <w:szCs w:val="20"/>
-        </w:rPr>
-        <w:t>performance and risk</w:t>
-      </w:r>
-      <w:r>
-        <w:t> vs commercial/technical goals</w:t>
-      </w:r>
-    </w:p>
-    <w:p>
-      <w:pPr>
-        <w:pStyle w:val="ListBullet"/>
-      </w:pPr>
-      <w:r>
-        <w:rPr>
-          <w:rStyle w:val="font-semibold"/>
-          <w:rFonts w:cs="Arial"/>
-          <w:b/>
-          <w:bCs/>
-          <w:color w:val="222222"/>
-          <w:szCs w:val="20"/>
-        </w:rPr>
-        <w:t>Full-cycle</w:t>
-      </w:r>
-      <w:r>
-        <w:t xml:space="preserve"> budget and resource accountability (planning, </w:t>
-      </w:r>
-      <w:proofErr w:type="spellStart"/>
-      <w:r>
-        <w:t>prioritisation</w:t>
-      </w:r>
-      <w:proofErr w:type="spellEnd"/>
-      <w:r>
-        <w:t xml:space="preserve">, </w:t>
-      </w:r>
-      <w:r>
-        <w:t>a</w:t>
-      </w:r>
-      <w:r>
-        <w:t>pprovals,</w:t>
-      </w:r>
-      <w:r>
-        <w:t xml:space="preserve"> </w:t>
-      </w:r>
-      <w:r>
-        <w:rPr>
-          <w:rStyle w:val="font-semibold"/>
-          <w:rFonts w:cs="Arial"/>
-          <w:b/>
-          <w:bCs/>
-          <w:color w:val="222222"/>
-          <w:szCs w:val="20"/>
-        </w:rPr>
-        <w:t>forecasting</w:t>
-      </w:r>
-      <w:r>
-        <w:t>, in-year control)</w:t>
+        <w:t>Full-cycle budget and vendor governance: selection, performance, risk, planning, prioritisation, approvals, forecasting and in-year control</w:t>
       </w:r>
     </w:p>
     <w:p>
@@ -437,7 +277,7 @@
         <w:ind w:left="216"/>
       </w:pPr>
       <w:r>
-        <w:t>Leadership and evolution of business services products and processes.</w:t>
+        <w:t>Drove evolution of business services products and operating processes; improved service delivery and operational readiness across the unit</w:t>
       </w:r>
     </w:p>
     <w:p>
@@ -447,7 +287,7 @@
         <w:ind w:left="216"/>
       </w:pPr>
       <w:r>
-        <w:t>Interface between operations, product and stakeholders.</w:t>
+        <w:t>Aligned operations, product and business stakeholders on priorities and roadmap; reduced handoff friction and kept cross-functional delivery on track</w:t>
       </w:r>
     </w:p>
     <w:p>
@@ -475,7 +315,7 @@
         <w:ind w:left="216"/>
       </w:pPr>
       <w:r>
-        <w:t>Product ownership: requirements, backlog and prioritisation.</w:t>
+        <w:t>Owned business services backlog and priorities; translated requirements into a focused roadmap aligned with business outcomes</w:t>
       </w:r>
     </w:p>
     <w:p>
@@ -485,7 +325,7 @@
         <w:ind w:left="216"/>
       </w:pPr>
       <w:r>
-        <w:t>Close collaboration with engineering and business teams.</w:t>
+        <w:t>Partnered with engineering and business teams to clarify scope, unblock delivery and maintain predictable release cadence</w:t>
       </w:r>
     </w:p>
     <w:p>
@@ -528,165 +368,64 @@
     <w:p>
       <w:pPr>
         <w:pStyle w:val="ListBullet"/>
-        <w:spacing w:after="40"/>
-        <w:ind w:left="216"/>
       </w:pPr>
       <w:r>
-        <w:t>Product owner for all online processing systems and two Scrum teams.</w:t>
+        <w:t>Owned outcomes for all online processing systems and two Scrum teams; delivered roadmap priorities for ICE's licensing back office serving collecting societies and publishers</w:t>
       </w:r>
     </w:p>
     <w:p>
       <w:pPr>
         <w:pStyle w:val="ListBullet"/>
-        <w:spacing w:after="40"/>
-        <w:ind w:left="216"/>
       </w:pPr>
       <w:r>
-        <w:t>Built and maintained the product roadmap and product backlog.</w:t>
+        <w:t>Aligned business, IT, customer and shareholder stakeholders on backlog and releases; kept cross-functional delivery predictable at platform scale</w:t>
       </w:r>
     </w:p>
     <w:p>
       <w:pPr>
         <w:pStyle w:val="ListBullet"/>
-        <w:spacing w:after="40"/>
-        <w:ind w:left="216"/>
       </w:pPr>
       <w:r>
-        <w:t>End-to-end view of ICE as the online licensing back office for collecting societies and publishers.</w:t>
+        <w:t>Drove online operations coordination including dispute management; improved reliability and throughput of high-volume copyright and licensing workflows</w:t>
       </w:r>
     </w:p>
     <w:p>
       <w:pPr>
         <w:pStyle w:val="ListBullet"/>
-        <w:spacing w:after="40"/>
-        <w:ind w:left="216"/>
       </w:pPr>
       <w:r>
-        <w:t>Stakeholder collaboration (business, IT, customers, shareholders).</w:t>
+        <w:t>Translated operational and regulatory requirements into backlog priorities; sustained continuous delivery across the online processing portfolio</w:t>
       </w:r>
     </w:p>
     <w:p>
-      <w:pPr>
-        <w:pStyle w:val="ListBullet"/>
-        <w:spacing w:after="40"/>
-        <w:ind w:left="216"/>
-      </w:pPr>
       <w:r>
-        <w:t>Coordination in online operations, including dispute management.</w:t>
+        <w:t>Earlier roles: product management and business analysis</w:t>
+        <w:tab/>
+        <w:t>2015 to 2020</w:t>
       </w:r>
     </w:p>
     <w:p>
       <w:pPr>
-        <w:spacing w:after="80"/>
-      </w:pPr>
-    </w:p>
-    <w:p>
-      <w:pPr>
-        <w:tabs>
-          <w:tab w:val="right" w:pos="9000"/>
-        </w:tabs>
-        <w:spacing w:before="40" w:after="0"/>
+        <w:pStyle w:val="ListBullet"/>
       </w:pPr>
       <w:r>
-        <w:t>Product Owner</w:t>
-        <w:tab/>
-        <w:t>Jan. 2018 to May 2020</w:t>
+        <w:t>Progressed from senior product manager and business analyst to product owner for ICE's online copyright and licensing platform.</w:t>
       </w:r>
     </w:p>
     <w:p>
       <w:pPr>
         <w:pStyle w:val="ListBullet"/>
-        <w:spacing w:after="40"/>
-        <w:ind w:left="216"/>
       </w:pPr>
       <w:r>
-        <w:t>Requirements, prioritisation and close collaboration with development teams.</w:t>
+        <w:t>Owned requirements, specifications and backlog prioritisation for online processing systems and platform development.</w:t>
       </w:r>
     </w:p>
     <w:p>
       <w:pPr>
         <w:pStyle w:val="ListBullet"/>
-        <w:spacing w:after="40"/>
-        <w:ind w:left="216"/>
       </w:pPr>
       <w:r>
-        <w:t>Continuous delivery within the product remit.</w:t>
-      </w:r>
-    </w:p>
-    <w:p>
-      <w:pPr>
-        <w:spacing w:after="80"/>
-      </w:pPr>
-    </w:p>
-    <w:p>
-      <w:pPr>
-        <w:tabs>
-          <w:tab w:val="right" w:pos="9000"/>
-        </w:tabs>
-        <w:spacing w:before="40" w:after="0"/>
-      </w:pPr>
-      <w:r>
-        <w:t>Business Analyst</w:t>
-        <w:tab/>
-        <w:t>Oct. 2016 to Dec. 2017</w:t>
-      </w:r>
-    </w:p>
-    <w:p>
-      <w:pPr>
-        <w:pStyle w:val="ListBullet"/>
-        <w:spacing w:after="40"/>
-        <w:ind w:left="216"/>
-      </w:pPr>
-      <w:r>
-        <w:t>Analysis and specification for product and platform development.</w:t>
-      </w:r>
-    </w:p>
-    <w:p>
-      <w:pPr>
-        <w:pStyle w:val="ListBullet"/>
-        <w:spacing w:after="40"/>
-        <w:ind w:left="216"/>
-      </w:pPr>
-      <w:r>
-        <w:t>Supporting teams on feasibility and functional clarity.</w:t>
-      </w:r>
-    </w:p>
-    <w:p>
-      <w:pPr>
-        <w:spacing w:after="80"/>
-      </w:pPr>
-    </w:p>
-    <w:p>
-      <w:pPr>
-        <w:tabs>
-          <w:tab w:val="right" w:pos="9000"/>
-        </w:tabs>
-        <w:spacing w:before="40" w:after="0"/>
-      </w:pPr>
-      <w:r>
-        <w:t>Senior Product Manager</w:t>
-        <w:tab/>
-        <w:t>Oct. 2015 to Sept. 2016</w:t>
-      </w:r>
-    </w:p>
-    <w:p>
-      <w:pPr>
-        <w:pStyle w:val="ListBullet"/>
-        <w:spacing w:after="40"/>
-        <w:ind w:left="216"/>
-      </w:pPr>
-      <w:r>
-        <w:t>Product management with a focus on online operations.</w:t>
-      </w:r>
-    </w:p>
-    <w:p>
-      <w:pPr>
-        <w:pStyle w:val="ListBullet"/>
-        <w:spacing w:after="40"/>
-        <w:ind w:left="216"/>
-      </w:pPr>
-      <w:r>
-        <w:t>Alignment of features and releases with business goals.</w:t>
+        <w:t>Partnered with engineering on continuous delivery and aligned releases with business and operational goals.</w:t>
       </w:r>
     </w:p>
     <w:p>
@@ -736,382 +475,35 @@
       </w:r>
     </w:p>
     <w:p>
-      <w:pPr>
-        <w:tabs>
-          <w:tab w:val="right" w:pos="9000"/>
-        </w:tabs>
-        <w:spacing w:before="40" w:after="0"/>
-      </w:pPr>
       <w:r>
-        <w:t>Product Manager Mobile Products</w:t>
+        <w:t>Earlier career: product, content operations and team leadership</w:t>
         <w:tab/>
-        <w:t>2014 to 2015</w:t>
+        <w:t>2008 to 2015</w:t>
       </w:r>
     </w:p>
     <w:p>
       <w:pPr>
         <w:pStyle w:val="ListBullet"/>
-        <w:spacing w:after="40"/>
-        <w:ind w:left="216"/>
       </w:pPr>
       <w:r>
-        <w:t>Coordinated product launches with music and games partners.</w:t>
+        <w:t>Progressed from team lead for audio production and content ingestion to product manager for mobile products and content services.</w:t>
       </w:r>
     </w:p>
     <w:p>
       <w:pPr>
         <w:pStyle w:val="ListBullet"/>
-        <w:spacing w:after="40"/>
-        <w:ind w:left="216"/>
       </w:pPr>
       <w:r>
-        <w:t>Stakeholder alignment on software development; established Scrum across all backend teams.</w:t>
+        <w:t>Built content operations, CMS workflows and partner onboarding; introduced Scrum and scaled music as a core mobile content category.</w:t>
       </w:r>
     </w:p>
     <w:p>
       <w:pPr>
         <w:pStyle w:val="ListBullet"/>
-        <w:spacing w:after="40"/>
-        <w:ind w:left="216"/>
       </w:pPr>
       <w:r>
-        <w:t>Incident management for content topics (formats, ingestion, licensing, etc.).</w:t>
+        <w:t>Owned roadmaps, KPI tracking and launch delivery across content ingestion, licensing, metadata and mobile product releases.</w:t>
       </w:r>
-    </w:p>
-    <w:p>
-      <w:pPr>
-        <w:pStyle w:val="ListBullet"/>
-        <w:spacing w:after="40"/>
-        <w:ind w:left="216"/>
-      </w:pPr>
-      <w:r>
-        <w:t>Developed, managed and optimised KPI measurement.</w:t>
-      </w:r>
-    </w:p>
-    <w:p>
-      <w:pPr>
-        <w:pStyle w:val="ListBullet"/>
-        <w:spacing w:after="40"/>
-        <w:ind w:left="216"/>
-      </w:pPr>
-      <w:r>
-        <w:t>Designed new landing pages for retention and acquisition.</w:t>
-      </w:r>
-    </w:p>
-    <w:p>
-      <w:pPr>
-        <w:spacing w:after="80"/>
-      </w:pPr>
-    </w:p>
-    <w:p>
-      <w:pPr>
-        <w:tabs>
-          <w:tab w:val="right" w:pos="9000"/>
-        </w:tabs>
-        <w:spacing w:before="40" w:after="0"/>
-      </w:pPr>
-      <w:r>
-        <w:t>Product Manager Content Services</w:t>
-        <w:tab/>
-        <w:t>2013 to 2014</w:t>
-      </w:r>
-    </w:p>
-    <w:p>
-      <w:pPr>
-        <w:pStyle w:val="ListBullet"/>
-        <w:spacing w:after="40"/>
-        <w:ind w:left="216"/>
-      </w:pPr>
-      <w:r>
-        <w:t>Delivered the roadmap for content services.</w:t>
-      </w:r>
-    </w:p>
-    <w:p>
-      <w:pPr>
-        <w:pStyle w:val="ListBullet"/>
-        <w:spacing w:after="40"/>
-        <w:ind w:left="216"/>
-      </w:pPr>
-      <w:r>
-        <w:t>Cross-functional project management.</w:t>
-      </w:r>
-    </w:p>
-    <w:p>
-      <w:pPr>
-        <w:pStyle w:val="ListBullet"/>
-        <w:spacing w:after="40"/>
-        <w:ind w:left="216"/>
-      </w:pPr>
-      <w:r>
-        <w:t>Revision of the legacy content management system.</w:t>
-      </w:r>
-    </w:p>
-    <w:p>
-      <w:pPr>
-        <w:pStyle w:val="ListBullet"/>
-        <w:spacing w:after="40"/>
-        <w:ind w:left="216"/>
-      </w:pPr>
-      <w:r>
-        <w:t>Incident management for content.</w:t>
-      </w:r>
-    </w:p>
-    <w:p>
-      <w:pPr>
-        <w:pStyle w:val="ListBullet"/>
-        <w:spacing w:after="40"/>
-        <w:ind w:left="216"/>
-      </w:pPr>
-      <w:r>
-        <w:t>Product owner role within the Scrum framework.</w:t>
-      </w:r>
-    </w:p>
-    <w:p>
-      <w:pPr>
-        <w:spacing w:after="80"/>
-      </w:pPr>
-    </w:p>
-    <w:p>
-      <w:pPr>
-        <w:tabs>
-          <w:tab w:val="right" w:pos="9000"/>
-        </w:tabs>
-        <w:spacing w:before="40" w:after="0"/>
-      </w:pPr>
-      <w:r>
-        <w:t>Technical Operations Manager &amp; Product Manager Music</w:t>
-        <w:tab/>
-        <w:t>2012 to 2013</w:t>
-      </w:r>
-    </w:p>
-    <w:p>
-      <w:pPr>
-        <w:pStyle w:val="ListBullet"/>
-        <w:spacing w:after="40"/>
-        <w:ind w:left="216"/>
-      </w:pPr>
-      <w:r>
-        <w:t>Established a productive Scrum environment (Scrum Master).</w:t>
-      </w:r>
-    </w:p>
-    <w:p>
-      <w:pPr>
-        <w:pStyle w:val="ListBullet"/>
-        <w:spacing w:after="40"/>
-        <w:ind w:left="216"/>
-      </w:pPr>
-      <w:r>
-        <w:t>Developed and implemented product launches.</w:t>
-      </w:r>
-    </w:p>
-    <w:p>
-      <w:pPr>
-        <w:pStyle w:val="ListBullet"/>
-        <w:spacing w:after="40"/>
-        <w:ind w:left="216"/>
-      </w:pPr>
-      <w:r>
-        <w:t>Integrated full-track music as a core content category.</w:t>
-      </w:r>
-    </w:p>
-    <w:p>
-      <w:pPr>
-        <w:pStyle w:val="ListBullet"/>
-        <w:spacing w:after="40"/>
-        <w:ind w:left="216"/>
-      </w:pPr>
-      <w:r>
-        <w:t>Automated ringtone upload into the content management system.</w:t>
-      </w:r>
-    </w:p>
-    <w:p>
-      <w:pPr>
-        <w:pStyle w:val="ListBullet"/>
-        <w:spacing w:after="40"/>
-        <w:ind w:left="216"/>
-      </w:pPr>
-      <w:r>
-        <w:t>Incident management for music and ringtones.</w:t>
-      </w:r>
-    </w:p>
-    <w:p>
-      <w:pPr>
-        <w:spacing w:after="80"/>
-      </w:pPr>
-    </w:p>
-    <w:p>
-      <w:pPr>
-        <w:tabs>
-          <w:tab w:val="right" w:pos="9000"/>
-        </w:tabs>
-        <w:spacing w:before="40" w:after="0"/>
-      </w:pPr>
-      <w:r>
-        <w:t>Technical Operations Manager &amp; Team Lead ,  Content Ingestion</w:t>
-        <w:tab/>
-        <w:t>2011 to 2012</w:t>
-      </w:r>
-    </w:p>
-    <w:p>
-      <w:pPr>
-        <w:pStyle w:val="ListBullet"/>
-        <w:spacing w:after="40"/>
-        <w:ind w:left="216"/>
-      </w:pPr>
-      <w:r>
-        <w:t>Technical support for international partners (labels, distributors, partners).</w:t>
-      </w:r>
-    </w:p>
-    <w:p>
-      <w:pPr>
-        <w:pStyle w:val="ListBullet"/>
-        <w:spacing w:after="40"/>
-        <w:ind w:left="216"/>
-      </w:pPr>
-      <w:r>
-        <w:t>KPI tracking.</w:t>
-      </w:r>
-    </w:p>
-    <w:p>
-      <w:pPr>
-        <w:pStyle w:val="ListBullet"/>
-        <w:spacing w:after="40"/>
-        <w:ind w:left="216"/>
-      </w:pPr>
-      <w:r>
-        <w:t>Automated ringtone production.</w:t>
-      </w:r>
-    </w:p>
-    <w:p>
-      <w:pPr>
-        <w:pStyle w:val="ListBullet"/>
-        <w:spacing w:after="40"/>
-        <w:ind w:left="216"/>
-      </w:pPr>
-      <w:r>
-        <w:t>Measured implementation and performance of existing and new features.</w:t>
-      </w:r>
-    </w:p>
-    <w:p>
-      <w:pPr>
-        <w:spacing w:after="80"/>
-      </w:pPr>
-    </w:p>
-    <w:p>
-      <w:pPr>
-        <w:tabs>
-          <w:tab w:val="right" w:pos="9000"/>
-        </w:tabs>
-        <w:spacing w:before="40" w:after="0"/>
-      </w:pPr>
-      <w:r>
-        <w:t>Team Lead Audio Production &amp; Content Ingestion</w:t>
-        <w:tab/>
-        <w:t>2010 to 2011</w:t>
-      </w:r>
-    </w:p>
-    <w:p>
-      <w:pPr>
-        <w:pStyle w:val="ListBullet"/>
-        <w:spacing w:after="40"/>
-        <w:ind w:left="216"/>
-      </w:pPr>
-      <w:r>
-        <w:t>Simplified the production process.</w:t>
-      </w:r>
-    </w:p>
-    <w:p>
-      <w:pPr>
-        <w:pStyle w:val="ListBullet"/>
-        <w:spacing w:after="40"/>
-        <w:ind w:left="216"/>
-      </w:pPr>
-      <w:r>
-        <w:t>Created new formats for mobile devices.</w:t>
-      </w:r>
-    </w:p>
-    <w:p>
-      <w:pPr>
-        <w:pStyle w:val="ListBullet"/>
-        <w:spacing w:after="40"/>
-        <w:ind w:left="216"/>
-      </w:pPr>
-      <w:r>
-        <w:t>Improved time-to-market for media content delivery.</w:t>
-      </w:r>
-    </w:p>
-    <w:p>
-      <w:pPr>
-        <w:pStyle w:val="ListBullet"/>
-        <w:spacing w:after="40"/>
-        <w:ind w:left="216"/>
-      </w:pPr>
-      <w:r>
-        <w:t>Competitive analysis and insights for senior management.</w:t>
-      </w:r>
-    </w:p>
-    <w:p>
-      <w:pPr>
-        <w:spacing w:after="80"/>
-      </w:pPr>
-    </w:p>
-    <w:p>
-      <w:pPr>
-        <w:tabs>
-          <w:tab w:val="right" w:pos="9000"/>
-        </w:tabs>
-        <w:spacing w:before="40" w:after="0"/>
-      </w:pPr>
-      <w:r>
-        <w:t>Team Lead Audio Production &amp; Content Upload</w:t>
-        <w:tab/>
-        <w:t>2008 to 2010</w:t>
-      </w:r>
-    </w:p>
-    <w:p>
-      <w:pPr>
-        <w:pStyle w:val="ListBullet"/>
-        <w:spacing w:after="40"/>
-        <w:ind w:left="216"/>
-      </w:pPr>
-      <w:r>
-        <w:t>Led the audio content production and upload team (7 people).</w:t>
-      </w:r>
-    </w:p>
-    <w:p>
-      <w:pPr>
-        <w:pStyle w:val="ListBullet"/>
-        <w:spacing w:after="40"/>
-        <w:ind w:left="216"/>
-      </w:pPr>
-      <w:r>
-        <w:t>Adjusted metadata and imported licence details.</w:t>
-      </w:r>
-    </w:p>
-    <w:p>
-      <w:pPr>
-        <w:pStyle w:val="ListBullet"/>
-        <w:spacing w:after="40"/>
-        <w:ind w:left="216"/>
-      </w:pPr>
-      <w:r>
-        <w:t>Technical contact for external partners.</w:t>
-      </w:r>
-    </w:p>
-    <w:p>
-      <w:pPr>
-        <w:pStyle w:val="ListBullet"/>
-        <w:spacing w:after="40"/>
-        <w:ind w:left="216"/>
-      </w:pPr>
-      <w:r>
-        <w:t>Audio production for TV spots.</w:t>
-      </w:r>
-    </w:p>
-    <w:p>
-      <w:pPr>
-        <w:spacing w:after="80"/>
-      </w:pPr>
     </w:p>
     <w:p>
       <w:pPr>
@@ -1127,55 +519,18 @@
       </w:r>
     </w:p>
     <w:p>
-      <w:pPr>
-        <w:pStyle w:val="ListBullet"/>
-      </w:pPr>
       <w:r>
-        <w:t xml:space="preserve">Ongoing music production; selected artists and projects include </w:t>
-      </w:r>
-      <w:hyperlink r:id="rId8">
-        <w:r>
-          <w:rPr>
-            <w:color w:val="0563C1"/>
-            <w:u w:val="single"/>
-          </w:rPr>
-          <w:t>Knaller Soundsystem</w:t>
-        </w:r>
-      </w:hyperlink>
-      <w:r>
-        <w:t xml:space="preserve">, </w:t>
-      </w:r>
-      <w:hyperlink r:id="rId9">
-        <w:r>
-          <w:rPr>
-            <w:color w:val="0563C1"/>
-            <w:u w:val="single"/>
-          </w:rPr>
-          <w:t>David Main</w:t>
-        </w:r>
-      </w:hyperlink>
-      <w:r>
-        <w:t>, Mic Profz, Lucry, PA Sports, among others.</w:t>
-      </w:r>
-    </w:p>
-    <w:p>
-      <w:r>
-        <w:t>Music production, Berlin</w:t>
+        <w:t>Music production &amp; independent label</w:t>
         <w:tab/>
         <w:t>2000 to present</w:t>
       </w:r>
     </w:p>
     <w:p>
       <w:pPr>
-        <w:tabs>
-          <w:tab w:val="right" w:pos="9000"/>
-        </w:tabs>
-        <w:spacing w:before="40" w:after="0"/>
+        <w:pStyle w:val="ListBullet"/>
       </w:pPr>
       <w:r>
-        <w:t>Universal Music, Berlin</w:t>
-        <w:tab/>
-        <w:t>2007 to 2008</w:t>
+        <w:t>Ongoing music production; selected projects with artists such as Knaller Soundsystem and David Main.</w:t>
       </w:r>
     </w:p>
     <w:p>
@@ -1183,20 +538,14 @@
         <w:pStyle w:val="ListBullet"/>
       </w:pPr>
       <w:r>
-        <w:t>Internship in product coordination / operations.</w:t>
+        <w:t>Co-founded and managed independent label 24-7 Records (2003 to 2005).</w:t>
       </w:r>
     </w:p>
     <w:p>
-      <w:pPr>
-        <w:tabs>
-          <w:tab w:val="right" w:pos="9000"/>
-        </w:tabs>
-        <w:spacing w:before="40" w:after="0"/>
-      </w:pPr>
       <w:r>
-        <w:t>Studio for Electroacoustic Music ,  Academy of Arts, Berlin</w:t>
+        <w:t>Internships and early industry roles</w:t>
         <w:tab/>
-        <w:t>2006</w:t>
+        <w:t>1999 to 2008</w:t>
       </w:r>
     </w:p>
     <w:p>
@@ -1204,20 +553,15 @@
         <w:pStyle w:val="ListBullet"/>
       </w:pPr>
       <w:r>
-        <w:t>Project work in marketing &amp; PR (Akademie der Künste).</w:t>
+        <w:t>Universal Music, Berlin — internship in product coordination / operations (2007 to 2008).</w:t>
       </w:r>
     </w:p>
     <w:p>
       <w:pPr>
-        <w:tabs>
-          <w:tab w:val="right" w:pos="9000"/>
-        </w:tabs>
-        <w:spacing w:before="40" w:after="0"/>
+        <w:pStyle w:val="ListBullet"/>
       </w:pPr>
       <w:r>
-        <w:t>Short film "Wasser &amp; Papayas" ,  sound engineer</w:t>
-        <w:tab/>
-        <w:t>2006</w:t>
+        <w:t>Project work in marketing &amp; PR at Akademie der Künste, Studio for Electroacoustic Music, Berlin (2006).</w:t>
       </w:r>
     </w:p>
     <w:p>
@@ -1225,20 +569,15 @@
         <w:pStyle w:val="ListBullet"/>
       </w:pPr>
       <w:r>
-        <w:t>Sound recording / engineering for short film.</w:t>
+        <w:t>Sound recording / engineering for short film "Wasser &amp; Papayas" (2006).</w:t>
       </w:r>
     </w:p>
     <w:p>
       <w:pPr>
-        <w:tabs>
-          <w:tab w:val="right" w:pos="9000"/>
-        </w:tabs>
-        <w:spacing w:before="40" w:after="0"/>
+        <w:pStyle w:val="ListBullet"/>
       </w:pPr>
       <w:r>
-        <w:t>24-7 Records Germany ,  Co-founder</w:t>
-        <w:tab/>
-        <w:t>2003 to 2005</w:t>
+        <w:t>Project work in marketing &amp; PR at Rianoni Music, Berlin (2005).</w:t>
       </w:r>
     </w:p>
     <w:p>
@@ -1246,81 +585,16 @@
         <w:pStyle w:val="ListBullet"/>
       </w:pPr>
       <w:r>
-        <w:t>Co-founded and managed independent label 24-7 Records.</w:t>
+        <w:t>Moneypenny, Paris — music production internship (2002).</w:t>
       </w:r>
     </w:p>
     <w:p>
       <w:pPr>
-        <w:tabs>
-          <w:tab w:val="right" w:pos="9000"/>
-        </w:tabs>
-        <w:spacing w:before="40" w:after="0"/>
-        <w:rPr>
-          <w:i/>
-          <w:color w:val="5F5A52"/>
-          <w:sz w:val="18"/>
-        </w:rPr>
+        <w:pStyle w:val="ListBullet"/>
       </w:pPr>
       <w:r>
-        <w:t>Rianoni Music, Berlin</w:t>
-        <w:tab/>
-        <w:t>2005</w:t>
+        <w:t>DResearch Digital Media Systems GmbH — assistant on projects and administration (1999 to 2001).</w:t>
       </w:r>
-    </w:p>
-    <w:p>
-      <w:pPr>
-        <w:pStyle w:val="ListBullet"/>
-      </w:pPr>
-      <w:r>
-        <w:t>Project work in marketing &amp; PR (Rianoni Music).</w:t>
-      </w:r>
-    </w:p>
-    <w:p>
-      <w:pPr>
-        <w:tabs>
-          <w:tab w:val="right" w:pos="9000"/>
-        </w:tabs>
-        <w:spacing w:before="40" w:after="0"/>
-      </w:pPr>
-      <w:r>
-        <w:t>Moneypenny, Paris</w:t>
-        <w:tab/>
-        <w:t>2002</w:t>
-      </w:r>
-    </w:p>
-    <w:p>
-      <w:pPr>
-        <w:pStyle w:val="ListBullet"/>
-      </w:pPr>
-      <w:r>
-        <w:t>Music production (internship).</w:t>
-      </w:r>
-    </w:p>
-    <w:p>
-      <w:pPr>
-        <w:tabs>
-          <w:tab w:val="right" w:pos="9000"/>
-        </w:tabs>
-        <w:spacing w:before="40" w:after="0"/>
-      </w:pPr>
-      <w:r>
-        <w:t>DResearch Digital Media Systems GmbH ,  assistant</w:t>
-        <w:tab/>
-        <w:t>1999 to 2001</w:t>
-      </w:r>
-    </w:p>
-    <w:p>
-      <w:pPr>
-        <w:pStyle w:val="ListBullet"/>
-      </w:pPr>
-      <w:r>
-        <w:t>Assistant on projects and administration.</w:t>
-      </w:r>
-    </w:p>
-    <w:p>
-      <w:pPr>
-        <w:spacing w:after="80"/>
-      </w:pPr>
     </w:p>
     <w:p>
       <w:pPr>
@@ -1442,29 +716,6 @@
       <w:pPr>
         <w:spacing w:after="80"/>
       </w:pPr>
-    </w:p>
-    <w:p>
-      <w:pPr>
-        <w:tabs>
-          <w:tab w:val="right" w:pos="9000"/>
-        </w:tabs>
-        <w:spacing w:before="40" w:after="0"/>
-      </w:pPr>
-      <w:r>
-        <w:t>Abitur (university entrance diploma) ,  4. Gymnasium Descartes, Berlin</w:t>
-        <w:tab/>
-        <w:t>1994 to 2001</w:t>
-      </w:r>
-    </w:p>
-    <w:p>
-      <w:pPr>
-        <w:pStyle w:val="ListBullet"/>
-        <w:spacing w:after="40"/>
-        <w:ind w:left="216"/>
-      </w:pPr>
-      <w:r>
-        <w:t>German university entrance qualification (Abitur).</w:t>
-      </w:r>
     </w:p>
     <w:p>
       <w:pPr>

--- a/src/David_Zaddach_CV_EN_2026.docx
+++ b/src/David_Zaddach_CV_EN_2026.docx
@@ -814,16 +814,6 @@
       </w:pPr>
       <w:r>
         <w:t>French: basic</w:t>
-      </w:r>
-    </w:p>
-    <w:p>
-      <w:pPr>
-        <w:pStyle w:val="ListBullet"/>
-        <w:spacing w:after="40"/>
-        <w:ind w:left="216"/>
-      </w:pPr>
-      <w:r>
-        <w:t>Russian: basic</w:t>
       </w:r>
     </w:p>
     <w:p>

--- a/src/David_Zaddach_CV_EN_2026.docx
+++ b/src/David_Zaddach_CV_EN_2026.docx
@@ -87,7 +87,6 @@
         <w:rPr>
           <w:b/>
           <w:color w:val="5F5226"/>
-          <w:sz w:val="24"/>
         </w:rPr>
         <w:t>Profile</w:t>
       </w:r>
@@ -113,18 +112,8 @@
         <w:rPr>
           <w:b/>
           <w:color w:val="5F5226"/>
-          <w:sz w:val="24"/>
         </w:rPr>
-        <w:t>Ski</w:t>
-      </w:r>
-      <w:proofErr w:type="spellEnd"/>
-      <w:r>
-        <w:rPr>
-          <w:b/>
-          <w:color w:val="5F5226"/>
-          <w:sz w:val="24"/>
-        </w:rPr>
-        <w:t>lls &amp; knowledge</w:t>
+        <w:t>Skills &amp; knowledge</w:t>
       </w:r>
     </w:p>
     <w:p>
@@ -215,7 +204,6 @@
         <w:rPr>
           <w:b/>
           <w:color w:val="5F5226"/>
-          <w:sz w:val="24"/>
         </w:rPr>
         <w:t>Professional experience</w:t>
       </w:r>
@@ -297,6 +285,7 @@
     </w:p>
     <w:p>
       <w:pPr>
+        <w:pageBreakBefore/>
         <w:tabs>
           <w:tab w:val="right" w:pos="9000"/>
         </w:tabs>
@@ -512,8 +501,7 @@
       <w:r>
         <w:rPr>
           <w:b/>
-          <w:color w:val="303030"/>
-          <w:sz w:val="21"/>
+          <w:color w:val="5F5226"/>
         </w:rPr>
         <w:t>Further experience</w:t>
       </w:r>
@@ -542,6 +530,9 @@
       </w:r>
     </w:p>
     <w:p>
+      <w:pPr>
+        <w:pageBreakBefore/>
+      </w:pPr>
       <w:r>
         <w:t>Internships and early industry roles</w:t>
         <w:tab/>
@@ -604,7 +595,6 @@
         <w:rPr>
           <w:b/>
           <w:color w:val="5F5226"/>
-          <w:sz w:val="24"/>
         </w:rPr>
         <w:t>Education</w:t>
       </w:r>
@@ -730,7 +720,6 @@
         <w:rPr>
           <w:b/>
           <w:color w:val="5F5226"/>
-          <w:sz w:val="24"/>
         </w:rPr>
         <w:t>Certifications (selection)</w:t>
       </w:r>
@@ -760,16 +749,6 @@
     </w:p>
     <w:p>
       <w:pPr>
-        <w:pStyle w:val="ListBullet"/>
-        <w:spacing w:after="40"/>
-        <w:ind w:left="216"/>
-      </w:pPr>
-      <w:r>
-        <w:t>Various Product Management and scrum trainings</w:t>
-      </w:r>
-    </w:p>
-    <w:p>
-      <w:pPr>
         <w:spacing w:after="80"/>
       </w:pPr>
     </w:p>
@@ -781,7 +760,6 @@
         <w:rPr>
           <w:b/>
           <w:color w:val="5F5226"/>
-          <w:sz w:val="24"/>
         </w:rPr>
         <w:t>Languages</w:t>
       </w:r>
